--- a/Resume_Manideep_Java,React.docx
+++ b/Resume_Manideep_Java,React.docx
@@ -92,7 +92,18 @@
         </w:rPr>
       </w:pPr>
       <w:r>
-        <w:t>Results-driven Senior Software Engineer with 9 years of experience architecting and delivering large-scale, distributed enterprise applications for Fortune 500 financial clients. Deep expertise in Java 21 (Virtual Threads, Records, Sealed Classes, Pattern Matching), Spring Boot 3, React 18, and AWS cloud services (Lambda, EKS, ECS, S3, CloudWatch, CDK). Proven track record in real-time Kafka event streaming, microservices, cloud-native deployments, and leading technical teams in Agile environments.</w:t>
+        <w:t xml:space="preserve">Results-driven Senior Software Engineer with 9 years of experience architecting and delivering large-scale, distributed enterprise applications for Fortune 500 financial clients. Deep expertise in Java 21 (Virtual Threads, Records, Sealed Classes, Pattern Matching), Spring Boot 3, React 18, and AWS cloud services (Lambda, EKS, ECS, S3, CloudWatch, CDK). Proven track record in real-time Kafka event </w:t>
+      </w:r>
+      <w:r>
+        <w:t xml:space="preserve">messaging </w:t>
+      </w:r>
+      <w:r>
+        <w:t>, microservices, cloud-native deployments</w:t>
+      </w:r>
+      <w:bookmarkStart w:id="0" w:name="_GoBack"/>
+      <w:bookmarkEnd w:id="0"/>
+      <w:r>
+        <w:t>.</w:t>
       </w:r>
     </w:p>
     <w:p>
@@ -137,8 +148,6 @@
       <w:r>
         <w:t>ript (ES2023), TypeScript, SQL</w:t>
       </w:r>
-      <w:bookmarkStart w:id="0" w:name="_GoBack"/>
-      <w:bookmarkEnd w:id="0"/>
     </w:p>
     <w:p>
       <w:pPr>
@@ -176,6 +185,9 @@
       </w:r>
       <w:r>
         <w:t>Spring Boot 3.x, Spring Cloud, Spring WebFlux, Spring Data, Spring Security, Spring Batch, Spring AOP, Spring OAuth2, Hibernate</w:t>
+      </w:r>
+      <w:r>
+        <w:t>, Spring AI ,RAG</w:t>
       </w:r>
     </w:p>
     <w:p>

--- a/Resume_Manideep_Java,React.docx
+++ b/Resume_Manideep_Java,React.docx
@@ -98,12 +98,7 @@
         <w:t xml:space="preserve">messaging </w:t>
       </w:r>
       <w:r>
-        <w:t>, microservices, cloud-native deployments</w:t>
-      </w:r>
-      <w:bookmarkStart w:id="0" w:name="_GoBack"/>
-      <w:bookmarkEnd w:id="0"/>
-      <w:r>
-        <w:t>.</w:t>
+        <w:t>, microservices, cloud-native deployments.</w:t>
       </w:r>
     </w:p>
     <w:p>
@@ -363,6 +358,9 @@
       <w:r>
         <w:t>Swagger/OpenAPI 3, Splunk, Sumo Logic, IntelliJ IDEA, JIRA, Git, SoapUI</w:t>
       </w:r>
+      <w:r>
+        <w:t>,Grafana</w:t>
+      </w:r>
     </w:p>
     <w:p>
       <w:pPr>
@@ -460,7 +458,15 @@
         <w:rPr>
           <w:sz w:val="24"/>
         </w:rPr>
-        <w:t>Led React 18 frontend integration with Spring Boot REST APIs, implementing Hooks, Redux Toolkit state management, and React Query for optimized data fetching and rendering</w:t>
+        <w:t xml:space="preserve">Developed </w:t>
+      </w:r>
+      <w:bookmarkStart w:id="0" w:name="_GoBack"/>
+      <w:bookmarkEnd w:id="0"/>
+      <w:r>
+        <w:rPr>
+          <w:sz w:val="24"/>
+        </w:rPr>
+        <w:t>React 18 frontend integration with Spring Boot REST APIs, implementing Hooks, Redux Toolkit state management, and React Query for optimized data fetching and rendering</w:t>
       </w:r>
     </w:p>
     <w:p>
